--- a/zht/docx/029.content.docx
+++ b/zht/docx/029.content.docx
@@ -363,18 +363,12 @@
           <w:lang w:val="zh_TW" w:bidi="zh_TW"/>
         </w:rPr>
       </w:r>
-      <w:hyperlink r:id="rId13">
-        <w:r>
-          <w:rPr>
-            <w:lang w:val="zh_TW" w:bidi="zh_TW"/>
-          </w:rPr>
-          <w:rPr>
-            <w:color w:val="0000EE"/>
-            <w:u w:val="single"/>
-          </w:rPr>
-          <w:t>歷代志上12:35</w:t>
-        </w:r>
-      </w:hyperlink>
+      <w:r>
+        <w:rPr>
+          <w:lang w:val="zh_TW" w:bidi="zh_TW"/>
+        </w:rPr>
+        <w:t>歷代志上12:35</w:t>
+      </w:r>
     </w:p>
     <w:p>
       <w:pPr>
@@ -387,18 +381,12 @@
           <w:lang w:val="zh_TW" w:bidi="zh_TW"/>
         </w:rPr>
       </w:r>
-      <w:hyperlink r:id="rId14">
-        <w:r>
-          <w:rPr>
-            <w:lang w:val="zh_TW" w:bidi="zh_TW"/>
-          </w:rPr>
-          <w:rPr>
-            <w:color w:val="0000EE"/>
-            <w:u w:val="single"/>
-          </w:rPr>
-          <w:t>列王紀上4:25</w:t>
-        </w:r>
-      </w:hyperlink>
+      <w:r>
+        <w:rPr>
+          <w:lang w:val="zh_TW" w:bidi="zh_TW"/>
+        </w:rPr>
+        <w:t>列王紀上4:25</w:t>
+      </w:r>
     </w:p>
     <w:p>
       <w:pPr>
@@ -411,18 +399,12 @@
           <w:lang w:val="zh_TW" w:bidi="zh_TW"/>
         </w:rPr>
       </w:r>
-      <w:hyperlink r:id="rId15">
-        <w:r>
-          <w:rPr>
-            <w:lang w:val="zh_TW" w:bidi="zh_TW"/>
-          </w:rPr>
-          <w:rPr>
-            <w:color w:val="0000EE"/>
-            <w:u w:val="single"/>
-          </w:rPr>
-          <w:t>出埃及記1:1–5</w:t>
-        </w:r>
-      </w:hyperlink>
+      <w:r>
+        <w:rPr>
+          <w:lang w:val="zh_TW" w:bidi="zh_TW"/>
+        </w:rPr>
+        <w:t>出埃及記1:1–5</w:t>
+      </w:r>
     </w:p>
     <w:p>
       <w:pPr>
@@ -435,18 +417,12 @@
           <w:lang w:val="zh_TW" w:bidi="zh_TW"/>
         </w:rPr>
       </w:r>
-      <w:hyperlink r:id="rId16">
-        <w:r>
-          <w:rPr>
-            <w:lang w:val="zh_TW" w:bidi="zh_TW"/>
-          </w:rPr>
-          <w:rPr>
-            <w:color w:val="0000EE"/>
-            <w:u w:val="single"/>
-          </w:rPr>
-          <w:t>創世記14:14</w:t>
-        </w:r>
-      </w:hyperlink>
+      <w:r>
+        <w:rPr>
+          <w:lang w:val="zh_TW" w:bidi="zh_TW"/>
+        </w:rPr>
+        <w:t>創世記14:14</w:t>
+      </w:r>
     </w:p>
     <w:p>
       <w:pPr>
@@ -459,18 +435,12 @@
           <w:lang w:val="zh_TW" w:bidi="zh_TW"/>
         </w:rPr>
       </w:r>
-      <w:hyperlink r:id="rId17">
-        <w:r>
-          <w:rPr>
-            <w:lang w:val="zh_TW" w:bidi="zh_TW"/>
-          </w:rPr>
-          <w:rPr>
-            <w:color w:val="0000EE"/>
-            <w:u w:val="single"/>
-          </w:rPr>
-          <w:t>創世記30:6</w:t>
-        </w:r>
-      </w:hyperlink>
+      <w:r>
+        <w:rPr>
+          <w:lang w:val="zh_TW" w:bidi="zh_TW"/>
+        </w:rPr>
+        <w:t>創世記30:6</w:t>
+      </w:r>
     </w:p>
     <w:p>
       <w:pPr>
@@ -742,18 +712,12 @@
           <w:lang w:val="zh_TW" w:bidi="zh_TW"/>
         </w:rPr>
       </w:r>
-      <w:hyperlink r:id="rId18">
-        <w:r>
-          <w:rPr>
-            <w:lang w:val="zh_TW" w:bidi="zh_TW"/>
-          </w:rPr>
-          <w:rPr>
-            <w:color w:val="0000EE"/>
-            <w:u w:val="single"/>
-          </w:rPr>
-          <w:t>但以理書1:6–7</w:t>
-        </w:r>
-      </w:hyperlink>
+      <w:r>
+        <w:rPr>
+          <w:lang w:val="zh_TW" w:bidi="zh_TW"/>
+        </w:rPr>
+        <w:t>但以理書1:6–7</w:t>
+      </w:r>
     </w:p>
     <w:p>
       <w:pPr>
@@ -766,18 +730,12 @@
           <w:lang w:val="zh_TW" w:bidi="zh_TW"/>
         </w:rPr>
       </w:r>
-      <w:hyperlink r:id="rId19">
-        <w:r>
-          <w:rPr>
-            <w:lang w:val="zh_TW" w:bidi="zh_TW"/>
-          </w:rPr>
-          <w:rPr>
-            <w:color w:val="0000EE"/>
-            <w:u w:val="single"/>
-          </w:rPr>
-          <w:t>但以理書5:29</w:t>
-        </w:r>
-      </w:hyperlink>
+      <w:r>
+        <w:rPr>
+          <w:lang w:val="zh_TW" w:bidi="zh_TW"/>
+        </w:rPr>
+        <w:t>但以理書5:29</w:t>
+      </w:r>
     </w:p>
     <w:p>
       <w:pPr>
@@ -790,18 +748,12 @@
           <w:lang w:val="zh_TW" w:bidi="zh_TW"/>
         </w:rPr>
       </w:r>
-      <w:hyperlink r:id="rId20">
-        <w:r>
-          <w:rPr>
-            <w:lang w:val="zh_TW" w:bidi="zh_TW"/>
-          </w:rPr>
-          <w:rPr>
-            <w:color w:val="0000EE"/>
-            <w:u w:val="single"/>
-          </w:rPr>
-          <w:t>但以理書7:28</w:t>
-        </w:r>
-      </w:hyperlink>
+      <w:r>
+        <w:rPr>
+          <w:lang w:val="zh_TW" w:bidi="zh_TW"/>
+        </w:rPr>
+        <w:t>但以理書7:28</w:t>
+      </w:r>
     </w:p>
     <w:p>
       <w:pPr>
@@ -814,18 +766,12 @@
           <w:lang w:val="zh_TW" w:bidi="zh_TW"/>
         </w:rPr>
       </w:r>
-      <w:hyperlink r:id="rId21">
-        <w:r>
-          <w:rPr>
-            <w:lang w:val="zh_TW" w:bidi="zh_TW"/>
-          </w:rPr>
-          <w:rPr>
-            <w:color w:val="0000EE"/>
-            <w:u w:val="single"/>
-          </w:rPr>
-          <w:t>以西結書14:12–14</w:t>
-        </w:r>
-      </w:hyperlink>
+      <w:r>
+        <w:rPr>
+          <w:lang w:val="zh_TW" w:bidi="zh_TW"/>
+        </w:rPr>
+        <w:t>以西結書14:12–14</w:t>
+      </w:r>
     </w:p>
     <w:p>
       <w:pPr>
@@ -838,18 +784,12 @@
           <w:lang w:val="zh_TW" w:bidi="zh_TW"/>
         </w:rPr>
       </w:r>
-      <w:hyperlink r:id="rId22">
-        <w:r>
-          <w:rPr>
-            <w:lang w:val="zh_TW" w:bidi="zh_TW"/>
-          </w:rPr>
-          <w:rPr>
-            <w:color w:val="0000EE"/>
-            <w:u w:val="single"/>
-          </w:rPr>
-          <w:t>馬太福音24:15</w:t>
-        </w:r>
-      </w:hyperlink>
+      <w:r>
+        <w:rPr>
+          <w:lang w:val="zh_TW" w:bidi="zh_TW"/>
+        </w:rPr>
+        <w:t>馬太福音24:15</w:t>
+      </w:r>
     </w:p>
     <w:p>
       <w:pPr>
